--- a/ti/lab1/отчёт.docx
+++ b/ti/lab1/отчёт.docx
@@ -496,25 +496,7 @@
           <w:sz w:val="28"/>
           <w:szCs w:val="28"/>
         </w:rPr>
-        <w:t>«__» _____________ 202</w:t>
-      </w:r>
-      <w:r>
-        <w:rPr>
-          <w:rStyle w:val="FontStyle22"/>
-          <w:rFonts w:ascii="Times New Roman" w:eastAsiaTheme="majorEastAsia" w:hAnsi="Times New Roman" w:cs="Times New Roman"/>
-          <w:sz w:val="28"/>
-          <w:szCs w:val="28"/>
-        </w:rPr>
-        <w:t>6</w:t>
-      </w:r>
-      <w:r>
-        <w:rPr>
-          <w:rStyle w:val="FontStyle22"/>
-          <w:rFonts w:ascii="Times New Roman" w:eastAsiaTheme="majorEastAsia" w:hAnsi="Times New Roman" w:cs="Times New Roman"/>
-          <w:sz w:val="28"/>
-          <w:szCs w:val="28"/>
-        </w:rPr>
-        <w:t xml:space="preserve"> г. </w:t>
+        <w:t xml:space="preserve">«__» _____________ 2026 г. </w:t>
       </w:r>
     </w:p>
     <w:p>
@@ -782,25 +764,7 @@
           <w:sz w:val="28"/>
           <w:szCs w:val="28"/>
         </w:rPr>
-        <w:t>«__» _____________ 202</w:t>
-      </w:r>
-      <w:r>
-        <w:rPr>
-          <w:rStyle w:val="FontStyle22"/>
-          <w:rFonts w:ascii="Times New Roman" w:eastAsiaTheme="majorEastAsia" w:hAnsi="Times New Roman" w:cs="Times New Roman"/>
-          <w:sz w:val="28"/>
-          <w:szCs w:val="28"/>
-        </w:rPr>
-        <w:t>6</w:t>
-      </w:r>
-      <w:r>
-        <w:rPr>
-          <w:rStyle w:val="FontStyle22"/>
-          <w:rFonts w:ascii="Times New Roman" w:eastAsiaTheme="majorEastAsia" w:hAnsi="Times New Roman" w:cs="Times New Roman"/>
-          <w:sz w:val="28"/>
-          <w:szCs w:val="28"/>
-        </w:rPr>
-        <w:t xml:space="preserve"> г.</w:t>
+        <w:t>«__» _____________ 2026 г.</w:t>
       </w:r>
       <w:r>
         <w:rPr>
@@ -973,7 +937,6 @@
           <w:rFonts w:ascii="Times New Roman" w:hAnsi="Times New Roman" w:cs="Times New Roman"/>
           <w:sz w:val="28"/>
           <w:szCs w:val="28"/>
-          <w:lang w:val="en-US"/>
         </w:rPr>
       </w:pPr>
       <w:r>
@@ -1009,7 +972,6 @@
           <w:rFonts w:ascii="Times New Roman" w:hAnsi="Times New Roman" w:cs="Times New Roman"/>
           <w:sz w:val="28"/>
           <w:szCs w:val="28"/>
-          <w:lang w:val="en-US"/>
         </w:rPr>
       </w:pPr>
       <w:r>
@@ -1073,7 +1035,6 @@
           <w:rFonts w:ascii="Times New Roman" w:hAnsi="Times New Roman" w:cs="Times New Roman"/>
           <w:sz w:val="28"/>
           <w:szCs w:val="28"/>
-          <w:lang w:val="en-US"/>
         </w:rPr>
       </w:pPr>
       <w:r>
@@ -1127,7 +1088,6 @@
           <w:rFonts w:ascii="Times New Roman" w:hAnsi="Times New Roman" w:cs="Times New Roman"/>
           <w:sz w:val="28"/>
           <w:szCs w:val="28"/>
-          <w:lang w:val="en-US"/>
         </w:rPr>
       </w:pPr>
       <w:r>
@@ -1148,7 +1108,7 @@
           <w:sz w:val="28"/>
           <w:szCs w:val="28"/>
         </w:rPr>
-        <w:object w:dxaOrig="340" w:dyaOrig="340" w14:anchorId="1375E2D0">
+        <w:object w:dxaOrig="340" w:dyaOrig="340" w14:anchorId="63374EF4">
           <v:shapetype id="_x0000_t75" coordsize="21600,21600" o:spt="75" o:preferrelative="t" path="m@4@5l@4@11@9@11@9@5xe" filled="f" stroked="f">
             <v:stroke joinstyle="miter"/>
             <v:formulas>
@@ -1168,10 +1128,10 @@
             <v:path o:extrusionok="f" gradientshapeok="t" o:connecttype="rect"/>
             <o:lock v:ext="edit" aspectratio="t"/>
           </v:shapetype>
-          <v:shape id="_x0000_i1034" type="#_x0000_t75" alt="" style="width:16.95pt;height:16.95pt;mso-width-percent:0;mso-height-percent:0;mso-width-percent:0;mso-height-percent:0" o:ole="">
+          <v:shape id="_x0000_i1031" type="#_x0000_t75" alt="" style="width:16.95pt;height:16.95pt;mso-width-percent:0;mso-height-percent:0;mso-width-percent:0;mso-height-percent:0" o:ole="">
             <v:imagedata r:id="rId5" o:title=""/>
           </v:shape>
-          <o:OLEObject Type="Embed" ProgID="Equation.3" ShapeID="_x0000_i1034" DrawAspect="Content" ObjectID="_1833972277" r:id="rId6"/>
+          <o:OLEObject Type="Embed" ProgID="Equation.3" ShapeID="_x0000_i1031" DrawAspect="Content" ObjectID="_1834032348" r:id="rId6"/>
         </w:object>
       </w:r>
       <w:r>
@@ -1211,11 +1171,11 @@
           <w:sz w:val="28"/>
           <w:szCs w:val="28"/>
         </w:rPr>
-        <w:object w:dxaOrig="360" w:dyaOrig="340" w14:anchorId="7C560BB2">
-          <v:shape id="_x0000_i1033" type="#_x0000_t75" alt="" style="width:18pt;height:16.95pt;mso-width-percent:0;mso-height-percent:0;mso-width-percent:0;mso-height-percent:0" o:ole="">
+        <w:object w:dxaOrig="360" w:dyaOrig="340" w14:anchorId="011B0EC1">
+          <v:shape id="_x0000_i1030" type="#_x0000_t75" alt="" style="width:18pt;height:16.95pt;mso-width-percent:0;mso-height-percent:0;mso-width-percent:0;mso-height-percent:0" o:ole="">
             <v:imagedata r:id="rId7" o:title=""/>
           </v:shape>
-          <o:OLEObject Type="Embed" ProgID="Equation.3" ShapeID="_x0000_i1033" DrawAspect="Content" ObjectID="_1833972278" r:id="rId8"/>
+          <o:OLEObject Type="Embed" ProgID="Equation.3" ShapeID="_x0000_i1030" DrawAspect="Content" ObjectID="_1834032349" r:id="rId8"/>
         </w:object>
       </w:r>
       <w:r>
@@ -1235,11 +1195,11 @@
           <w:sz w:val="28"/>
           <w:szCs w:val="28"/>
         </w:rPr>
-        <w:object w:dxaOrig="360" w:dyaOrig="340" w14:anchorId="6EA855D0">
-          <v:shape id="_x0000_i1032" type="#_x0000_t75" alt="" style="width:18pt;height:16.95pt;mso-width-percent:0;mso-height-percent:0;mso-width-percent:0;mso-height-percent:0" o:ole="">
+        <w:object w:dxaOrig="360" w:dyaOrig="340" w14:anchorId="7ACF6AB5">
+          <v:shape id="_x0000_i1029" type="#_x0000_t75" alt="" style="width:18pt;height:16.95pt;mso-width-percent:0;mso-height-percent:0;mso-width-percent:0;mso-height-percent:0" o:ole="">
             <v:imagedata r:id="rId9" o:title=""/>
           </v:shape>
-          <o:OLEObject Type="Embed" ProgID="Equation.3" ShapeID="_x0000_i1032" DrawAspect="Content" ObjectID="_1833972279" r:id="rId10"/>
+          <o:OLEObject Type="Embed" ProgID="Equation.3" ShapeID="_x0000_i1029" DrawAspect="Content" ObjectID="_1834032350" r:id="rId10"/>
         </w:object>
       </w:r>
       <w:r>
@@ -1317,7 +1277,6 @@
           <w:caps/>
           <w:sz w:val="28"/>
           <w:szCs w:val="28"/>
-          <w:lang w:val="en-US"/>
         </w:rPr>
       </w:pPr>
       <w:r>
@@ -1338,7 +1297,6 @@
           <w:rFonts w:ascii="Times New Roman" w:hAnsi="Times New Roman" w:cs="Times New Roman"/>
           <w:sz w:val="28"/>
           <w:szCs w:val="28"/>
-          <w:lang w:val="en-US"/>
         </w:rPr>
       </w:pPr>
       <w:r>
@@ -1358,11 +1316,11 @@
           <w:sz w:val="28"/>
           <w:szCs w:val="28"/>
         </w:rPr>
-        <w:object w:dxaOrig="360" w:dyaOrig="340" w14:anchorId="43248EB6">
-          <v:shape id="_x0000_i1031" type="#_x0000_t75" alt="" style="width:18pt;height:16.95pt;mso-width-percent:0;mso-height-percent:0;mso-width-percent:0;mso-height-percent:0" o:ole="">
+        <w:object w:dxaOrig="360" w:dyaOrig="340" w14:anchorId="10591D51">
+          <v:shape id="_x0000_i1028" type="#_x0000_t75" alt="" style="width:18pt;height:16.95pt;mso-width-percent:0;mso-height-percent:0;mso-width-percent:0;mso-height-percent:0" o:ole="">
             <v:imagedata r:id="rId7" o:title=""/>
           </v:shape>
-          <o:OLEObject Type="Embed" ProgID="Equation.3" ShapeID="_x0000_i1031" DrawAspect="Content" ObjectID="_1833972280" r:id="rId11"/>
+          <o:OLEObject Type="Embed" ProgID="Equation.3" ShapeID="_x0000_i1028" DrawAspect="Content" ObjectID="_1834032351" r:id="rId11"/>
         </w:object>
       </w:r>
       <w:r>
@@ -1411,11 +1369,11 @@
           <w:sz w:val="28"/>
           <w:szCs w:val="28"/>
         </w:rPr>
-        <w:object w:dxaOrig="360" w:dyaOrig="360" w14:anchorId="769D753C">
-          <v:shape id="_x0000_i1030" type="#_x0000_t75" alt="" style="width:18pt;height:18pt;mso-width-percent:0;mso-height-percent:0;mso-width-percent:0;mso-height-percent:0" o:ole="">
+        <w:object w:dxaOrig="360" w:dyaOrig="360" w14:anchorId="2052C17D">
+          <v:shape id="_x0000_i1027" type="#_x0000_t75" alt="" style="width:18pt;height:18pt;mso-width-percent:0;mso-height-percent:0;mso-width-percent:0;mso-height-percent:0" o:ole="">
             <v:imagedata r:id="rId12" o:title=""/>
           </v:shape>
-          <o:OLEObject Type="Embed" ProgID="Equation.3" ShapeID="_x0000_i1030" DrawAspect="Content" ObjectID="_1833972281" r:id="rId13"/>
+          <o:OLEObject Type="Embed" ProgID="Equation.3" ShapeID="_x0000_i1027" DrawAspect="Content" ObjectID="_1834032352" r:id="rId13"/>
         </w:object>
       </w:r>
       <w:r>
@@ -1435,11 +1393,11 @@
           <w:sz w:val="28"/>
           <w:szCs w:val="28"/>
         </w:rPr>
-        <w:object w:dxaOrig="360" w:dyaOrig="360" w14:anchorId="1D52275A">
-          <v:shape id="_x0000_i1029" type="#_x0000_t75" alt="" style="width:18pt;height:18pt;mso-width-percent:0;mso-height-percent:0;mso-width-percent:0;mso-height-percent:0" o:ole="">
+        <w:object w:dxaOrig="360" w:dyaOrig="360" w14:anchorId="41207673">
+          <v:shape id="_x0000_i1026" type="#_x0000_t75" alt="" style="width:18pt;height:18pt;mso-width-percent:0;mso-height-percent:0;mso-width-percent:0;mso-height-percent:0" o:ole="">
             <v:imagedata r:id="rId14" o:title=""/>
           </v:shape>
-          <o:OLEObject Type="Embed" ProgID="Equation.3" ShapeID="_x0000_i1029" DrawAspect="Content" ObjectID="_1833972282" r:id="rId15"/>
+          <o:OLEObject Type="Embed" ProgID="Equation.3" ShapeID="_x0000_i1026" DrawAspect="Content" ObjectID="_1834032353" r:id="rId15"/>
         </w:object>
       </w:r>
       <w:r>
@@ -1487,11 +1445,11 @@
           <w:sz w:val="28"/>
           <w:szCs w:val="28"/>
         </w:rPr>
-        <w:object w:dxaOrig="360" w:dyaOrig="360" w14:anchorId="221E88F6">
-          <v:shape id="_x0000_i1028" type="#_x0000_t75" alt="" style="width:18pt;height:18pt;mso-width-percent:0;mso-height-percent:0;mso-width-percent:0;mso-height-percent:0" o:ole="">
+        <w:object w:dxaOrig="360" w:dyaOrig="360" w14:anchorId="3F082C2B">
+          <v:shape id="_x0000_i1025" type="#_x0000_t75" alt="" style="width:18pt;height:18pt;mso-width-percent:0;mso-height-percent:0;mso-width-percent:0;mso-height-percent:0" o:ole="">
             <v:imagedata r:id="rId16" o:title=""/>
           </v:shape>
-          <o:OLEObject Type="Embed" ProgID="Equation.3" ShapeID="_x0000_i1028" DrawAspect="Content" ObjectID="_1833972283" r:id="rId17"/>
+          <o:OLEObject Type="Embed" ProgID="Equation.3" ShapeID="_x0000_i1025" DrawAspect="Content" ObjectID="_1834032354" r:id="rId17"/>
         </w:object>
       </w:r>
       <w:r>
@@ -1585,7 +1543,6 @@
           <w:bCs/>
           <w:sz w:val="32"/>
           <w:szCs w:val="32"/>
-          <w:lang w:val="en-US"/>
         </w:rPr>
       </w:pPr>
     </w:p>
@@ -1617,491 +1574,6 @@
         <w:t>Результаты</w:t>
       </w:r>
     </w:p>
-    <w:tbl>
-      <w:tblPr>
-        <w:tblW w:w="0" w:type="auto"/>
-        <w:jc w:val="center"/>
-        <w:tblBorders>
-          <w:top w:val="single" w:sz="4" w:space="0" w:color="auto"/>
-          <w:left w:val="single" w:sz="4" w:space="0" w:color="auto"/>
-          <w:bottom w:val="single" w:sz="4" w:space="0" w:color="auto"/>
-          <w:right w:val="single" w:sz="4" w:space="0" w:color="auto"/>
-          <w:insideH w:val="single" w:sz="4" w:space="0" w:color="auto"/>
-          <w:insideV w:val="single" w:sz="4" w:space="0" w:color="auto"/>
-        </w:tblBorders>
-        <w:tblLook w:val="0000" w:firstRow="0" w:lastRow="0" w:firstColumn="0" w:lastColumn="0" w:noHBand="0" w:noVBand="0"/>
-      </w:tblPr>
-      <w:tblGrid>
-        <w:gridCol w:w="1131"/>
-        <w:gridCol w:w="1609"/>
-        <w:gridCol w:w="1510"/>
-        <w:gridCol w:w="1645"/>
-        <w:gridCol w:w="1893"/>
-        <w:gridCol w:w="1834"/>
-      </w:tblGrid>
-      <w:tr>
-        <w:tblPrEx>
-          <w:tblCellMar>
-            <w:top w:w="0" w:type="dxa"/>
-            <w:bottom w:w="0" w:type="dxa"/>
-          </w:tblCellMar>
-        </w:tblPrEx>
-        <w:trPr>
-          <w:trHeight w:val="600"/>
-          <w:jc w:val="center"/>
-        </w:trPr>
-        <w:tc>
-          <w:tcPr>
-            <w:tcW w:w="1144" w:type="dxa"/>
-          </w:tcPr>
-          <w:p>
-            <w:pPr>
-              <w:jc w:val="both"/>
-              <w:rPr>
-                <w:rFonts w:ascii="Times New Roman" w:hAnsi="Times New Roman" w:cs="Times New Roman"/>
-                <w:sz w:val="16"/>
-                <w:szCs w:val="16"/>
-              </w:rPr>
-            </w:pPr>
-            <w:r>
-              <w:rPr>
-                <w:rFonts w:ascii="Times New Roman" w:hAnsi="Times New Roman" w:cs="Times New Roman"/>
-                <w:sz w:val="16"/>
-                <w:szCs w:val="16"/>
-              </w:rPr>
-              <w:t>Название файла</w:t>
-            </w:r>
-          </w:p>
-        </w:tc>
-        <w:tc>
-          <w:tcPr>
-            <w:tcW w:w="1664" w:type="dxa"/>
-          </w:tcPr>
-          <w:p>
-            <w:pPr>
-              <w:jc w:val="both"/>
-              <w:rPr>
-                <w:rFonts w:ascii="Times New Roman" w:hAnsi="Times New Roman" w:cs="Times New Roman"/>
-                <w:sz w:val="16"/>
-                <w:szCs w:val="16"/>
-              </w:rPr>
-            </w:pPr>
-            <w:r>
-              <w:rPr>
-                <w:rFonts w:ascii="Times New Roman" w:hAnsi="Times New Roman" w:cs="Times New Roman"/>
-                <w:b/>
-                <w:noProof/>
-                <w:position w:val="-10"/>
-                <w:sz w:val="28"/>
-                <w:szCs w:val="28"/>
-              </w:rPr>
-              <w:object w:dxaOrig="340" w:dyaOrig="340" w14:anchorId="725B70CC">
-                <v:shape id="_x0000_i1027" type="#_x0000_t75" alt="" style="width:16.95pt;height:16.95pt;mso-width-percent:0;mso-height-percent:0;mso-width-percent:0;mso-height-percent:0" o:ole="">
-                  <v:imagedata r:id="rId5" o:title=""/>
-                </v:shape>
-                <o:OLEObject Type="Embed" ProgID="Equation.3" ShapeID="_x0000_i1027" DrawAspect="Content" ObjectID="_1833972284" r:id="rId18"/>
-              </w:object>
-            </w:r>
-          </w:p>
-        </w:tc>
-        <w:tc>
-          <w:tcPr>
-            <w:tcW w:w="1559" w:type="dxa"/>
-          </w:tcPr>
-          <w:p>
-            <w:pPr>
-              <w:jc w:val="both"/>
-              <w:rPr>
-                <w:rFonts w:ascii="Times New Roman" w:hAnsi="Times New Roman" w:cs="Times New Roman"/>
-                <w:sz w:val="16"/>
-                <w:szCs w:val="16"/>
-              </w:rPr>
-            </w:pPr>
-            <w:r>
-              <w:rPr>
-                <w:rFonts w:ascii="Times New Roman" w:hAnsi="Times New Roman" w:cs="Times New Roman"/>
-                <w:b/>
-                <w:noProof/>
-                <w:position w:val="-10"/>
-                <w:sz w:val="28"/>
-                <w:szCs w:val="28"/>
-              </w:rPr>
-              <w:object w:dxaOrig="360" w:dyaOrig="340" w14:anchorId="74AD8EFD">
-                <v:shape id="_x0000_i1026" type="#_x0000_t75" alt="" style="width:18pt;height:16.95pt;mso-width-percent:0;mso-height-percent:0;mso-width-percent:0;mso-height-percent:0" o:ole="">
-                  <v:imagedata r:id="rId7" o:title=""/>
-                </v:shape>
-                <o:OLEObject Type="Embed" ProgID="Equation.3" ShapeID="_x0000_i1026" DrawAspect="Content" ObjectID="_1833972285" r:id="rId19"/>
-              </w:object>
-            </w:r>
-          </w:p>
-        </w:tc>
-        <w:tc>
-          <w:tcPr>
-            <w:tcW w:w="1701" w:type="dxa"/>
-          </w:tcPr>
-          <w:p>
-            <w:pPr>
-              <w:jc w:val="both"/>
-              <w:rPr>
-                <w:rFonts w:ascii="Times New Roman" w:hAnsi="Times New Roman" w:cs="Times New Roman"/>
-                <w:sz w:val="16"/>
-                <w:szCs w:val="16"/>
-              </w:rPr>
-            </w:pPr>
-            <w:r>
-              <w:rPr>
-                <w:rFonts w:ascii="Times New Roman" w:hAnsi="Times New Roman" w:cs="Times New Roman"/>
-                <w:b/>
-                <w:noProof/>
-                <w:position w:val="-12"/>
-                <w:sz w:val="28"/>
-                <w:szCs w:val="28"/>
-              </w:rPr>
-              <w:object w:dxaOrig="360" w:dyaOrig="360" w14:anchorId="570A6F42">
-                <v:shape id="_x0000_i1025" type="#_x0000_t75" alt="" style="width:18pt;height:18pt;mso-width-percent:0;mso-height-percent:0;mso-width-percent:0;mso-height-percent:0" o:ole="">
-                  <v:imagedata r:id="rId12" o:title=""/>
-                </v:shape>
-                <o:OLEObject Type="Embed" ProgID="Equation.3" ShapeID="_x0000_i1025" DrawAspect="Content" ObjectID="_1833972286" r:id="rId20"/>
-              </w:object>
-            </w:r>
-          </w:p>
-        </w:tc>
-        <w:tc>
-          <w:tcPr>
-            <w:tcW w:w="1932" w:type="dxa"/>
-          </w:tcPr>
-          <w:p>
-            <w:pPr>
-              <w:jc w:val="both"/>
-              <w:rPr>
-                <w:rFonts w:ascii="Times New Roman" w:hAnsi="Times New Roman" w:cs="Times New Roman"/>
-                <w:sz w:val="16"/>
-                <w:szCs w:val="16"/>
-              </w:rPr>
-            </w:pPr>
-            <w:r>
-              <w:rPr>
-                <w:rFonts w:ascii="Times New Roman" w:hAnsi="Times New Roman" w:cs="Times New Roman"/>
-                <w:sz w:val="16"/>
-                <w:szCs w:val="16"/>
-              </w:rPr>
-              <w:t xml:space="preserve">Максимально возможное  значение энтропии </w:t>
-            </w:r>
-          </w:p>
-        </w:tc>
-        <w:tc>
-          <w:tcPr>
-            <w:tcW w:w="1866" w:type="dxa"/>
-          </w:tcPr>
-          <w:p>
-            <w:pPr>
-              <w:jc w:val="both"/>
-              <w:rPr>
-                <w:rFonts w:ascii="Times New Roman" w:hAnsi="Times New Roman" w:cs="Times New Roman"/>
-                <w:sz w:val="16"/>
-                <w:szCs w:val="16"/>
-              </w:rPr>
-            </w:pPr>
-            <w:r>
-              <w:rPr>
-                <w:rFonts w:ascii="Times New Roman" w:hAnsi="Times New Roman" w:cs="Times New Roman"/>
-                <w:sz w:val="16"/>
-                <w:szCs w:val="16"/>
-              </w:rPr>
-              <w:t>Теоретическое значение энтропии</w:t>
-            </w:r>
-          </w:p>
-        </w:tc>
-      </w:tr>
-      <w:tr>
-        <w:tblPrEx>
-          <w:tblCellMar>
-            <w:top w:w="0" w:type="dxa"/>
-            <w:bottom w:w="0" w:type="dxa"/>
-          </w:tblCellMar>
-        </w:tblPrEx>
-        <w:trPr>
-          <w:trHeight w:val="720"/>
-          <w:jc w:val="center"/>
-        </w:trPr>
-        <w:tc>
-          <w:tcPr>
-            <w:tcW w:w="1144" w:type="dxa"/>
-          </w:tcPr>
-          <w:p>
-            <w:pPr>
-              <w:jc w:val="both"/>
-              <w:rPr>
-                <w:rFonts w:ascii="Times New Roman" w:hAnsi="Times New Roman" w:cs="Times New Roman"/>
-              </w:rPr>
-            </w:pPr>
-            <w:r>
-              <w:rPr>
-                <w:rFonts w:ascii="Times New Roman" w:hAnsi="Times New Roman" w:cs="Times New Roman"/>
-              </w:rPr>
-              <w:t>файл 1</w:t>
-            </w:r>
-          </w:p>
-        </w:tc>
-        <w:tc>
-          <w:tcPr>
-            <w:tcW w:w="1664" w:type="dxa"/>
-          </w:tcPr>
-          <w:p>
-            <w:pPr>
-              <w:jc w:val="both"/>
-              <w:rPr>
-                <w:rFonts w:ascii="Times New Roman" w:hAnsi="Times New Roman" w:cs="Times New Roman"/>
-              </w:rPr>
-            </w:pPr>
-          </w:p>
-        </w:tc>
-        <w:tc>
-          <w:tcPr>
-            <w:tcW w:w="1559" w:type="dxa"/>
-          </w:tcPr>
-          <w:p>
-            <w:pPr>
-              <w:jc w:val="both"/>
-              <w:rPr>
-                <w:rFonts w:ascii="Times New Roman" w:hAnsi="Times New Roman" w:cs="Times New Roman"/>
-              </w:rPr>
-            </w:pPr>
-          </w:p>
-        </w:tc>
-        <w:tc>
-          <w:tcPr>
-            <w:tcW w:w="1701" w:type="dxa"/>
-          </w:tcPr>
-          <w:p>
-            <w:pPr>
-              <w:jc w:val="both"/>
-              <w:rPr>
-                <w:rFonts w:ascii="Times New Roman" w:hAnsi="Times New Roman" w:cs="Times New Roman"/>
-              </w:rPr>
-            </w:pPr>
-          </w:p>
-        </w:tc>
-        <w:tc>
-          <w:tcPr>
-            <w:tcW w:w="1932" w:type="dxa"/>
-          </w:tcPr>
-          <w:p>
-            <w:pPr>
-              <w:jc w:val="both"/>
-              <w:rPr>
-                <w:rFonts w:ascii="Times New Roman" w:hAnsi="Times New Roman" w:cs="Times New Roman"/>
-              </w:rPr>
-            </w:pPr>
-          </w:p>
-        </w:tc>
-        <w:tc>
-          <w:tcPr>
-            <w:tcW w:w="1866" w:type="dxa"/>
-          </w:tcPr>
-          <w:p>
-            <w:pPr>
-              <w:jc w:val="both"/>
-              <w:rPr>
-                <w:rFonts w:ascii="Times New Roman" w:hAnsi="Times New Roman" w:cs="Times New Roman"/>
-              </w:rPr>
-            </w:pPr>
-          </w:p>
-        </w:tc>
-      </w:tr>
-      <w:tr>
-        <w:tblPrEx>
-          <w:tblCellMar>
-            <w:top w:w="0" w:type="dxa"/>
-            <w:bottom w:w="0" w:type="dxa"/>
-          </w:tblCellMar>
-        </w:tblPrEx>
-        <w:trPr>
-          <w:trHeight w:val="705"/>
-          <w:jc w:val="center"/>
-        </w:trPr>
-        <w:tc>
-          <w:tcPr>
-            <w:tcW w:w="1144" w:type="dxa"/>
-          </w:tcPr>
-          <w:p>
-            <w:pPr>
-              <w:jc w:val="both"/>
-              <w:rPr>
-                <w:rFonts w:ascii="Times New Roman" w:hAnsi="Times New Roman" w:cs="Times New Roman"/>
-              </w:rPr>
-            </w:pPr>
-            <w:r>
-              <w:rPr>
-                <w:rFonts w:ascii="Times New Roman" w:hAnsi="Times New Roman" w:cs="Times New Roman"/>
-              </w:rPr>
-              <w:t>файл 2</w:t>
-            </w:r>
-          </w:p>
-        </w:tc>
-        <w:tc>
-          <w:tcPr>
-            <w:tcW w:w="1664" w:type="dxa"/>
-          </w:tcPr>
-          <w:p>
-            <w:pPr>
-              <w:jc w:val="both"/>
-              <w:rPr>
-                <w:rFonts w:ascii="Times New Roman" w:hAnsi="Times New Roman" w:cs="Times New Roman"/>
-              </w:rPr>
-            </w:pPr>
-          </w:p>
-        </w:tc>
-        <w:tc>
-          <w:tcPr>
-            <w:tcW w:w="1559" w:type="dxa"/>
-          </w:tcPr>
-          <w:p>
-            <w:pPr>
-              <w:jc w:val="both"/>
-              <w:rPr>
-                <w:rFonts w:ascii="Times New Roman" w:hAnsi="Times New Roman" w:cs="Times New Roman"/>
-              </w:rPr>
-            </w:pPr>
-          </w:p>
-        </w:tc>
-        <w:tc>
-          <w:tcPr>
-            <w:tcW w:w="1701" w:type="dxa"/>
-          </w:tcPr>
-          <w:p>
-            <w:pPr>
-              <w:jc w:val="both"/>
-              <w:rPr>
-                <w:rFonts w:ascii="Times New Roman" w:hAnsi="Times New Roman" w:cs="Times New Roman"/>
-              </w:rPr>
-            </w:pPr>
-          </w:p>
-        </w:tc>
-        <w:tc>
-          <w:tcPr>
-            <w:tcW w:w="1932" w:type="dxa"/>
-          </w:tcPr>
-          <w:p>
-            <w:pPr>
-              <w:jc w:val="both"/>
-              <w:rPr>
-                <w:rFonts w:ascii="Times New Roman" w:hAnsi="Times New Roman" w:cs="Times New Roman"/>
-              </w:rPr>
-            </w:pPr>
-          </w:p>
-        </w:tc>
-        <w:tc>
-          <w:tcPr>
-            <w:tcW w:w="1866" w:type="dxa"/>
-          </w:tcPr>
-          <w:p>
-            <w:pPr>
-              <w:jc w:val="both"/>
-              <w:rPr>
-                <w:rFonts w:ascii="Times New Roman" w:hAnsi="Times New Roman" w:cs="Times New Roman"/>
-              </w:rPr>
-            </w:pPr>
-          </w:p>
-        </w:tc>
-      </w:tr>
-      <w:tr>
-        <w:tblPrEx>
-          <w:tblCellMar>
-            <w:top w:w="0" w:type="dxa"/>
-            <w:bottom w:w="0" w:type="dxa"/>
-          </w:tblCellMar>
-        </w:tblPrEx>
-        <w:trPr>
-          <w:trHeight w:val="705"/>
-          <w:jc w:val="center"/>
-        </w:trPr>
-        <w:tc>
-          <w:tcPr>
-            <w:tcW w:w="1144" w:type="dxa"/>
-          </w:tcPr>
-          <w:p>
-            <w:pPr>
-              <w:jc w:val="both"/>
-              <w:rPr>
-                <w:rFonts w:ascii="Times New Roman" w:hAnsi="Times New Roman" w:cs="Times New Roman"/>
-              </w:rPr>
-            </w:pPr>
-            <w:r>
-              <w:rPr>
-                <w:rFonts w:ascii="Times New Roman" w:hAnsi="Times New Roman" w:cs="Times New Roman"/>
-              </w:rPr>
-              <w:t>файл 3</w:t>
-            </w:r>
-          </w:p>
-        </w:tc>
-        <w:tc>
-          <w:tcPr>
-            <w:tcW w:w="1664" w:type="dxa"/>
-          </w:tcPr>
-          <w:p>
-            <w:pPr>
-              <w:jc w:val="both"/>
-              <w:rPr>
-                <w:rFonts w:ascii="Times New Roman" w:hAnsi="Times New Roman" w:cs="Times New Roman"/>
-              </w:rPr>
-            </w:pPr>
-          </w:p>
-        </w:tc>
-        <w:tc>
-          <w:tcPr>
-            <w:tcW w:w="1559" w:type="dxa"/>
-          </w:tcPr>
-          <w:p>
-            <w:pPr>
-              <w:jc w:val="both"/>
-              <w:rPr>
-                <w:rFonts w:ascii="Times New Roman" w:hAnsi="Times New Roman" w:cs="Times New Roman"/>
-              </w:rPr>
-            </w:pPr>
-          </w:p>
-        </w:tc>
-        <w:tc>
-          <w:tcPr>
-            <w:tcW w:w="1701" w:type="dxa"/>
-          </w:tcPr>
-          <w:p>
-            <w:pPr>
-              <w:jc w:val="both"/>
-              <w:rPr>
-                <w:rFonts w:ascii="Times New Roman" w:hAnsi="Times New Roman" w:cs="Times New Roman"/>
-              </w:rPr>
-            </w:pPr>
-          </w:p>
-        </w:tc>
-        <w:tc>
-          <w:tcPr>
-            <w:tcW w:w="1932" w:type="dxa"/>
-          </w:tcPr>
-          <w:p>
-            <w:pPr>
-              <w:jc w:val="both"/>
-              <w:rPr>
-                <w:rFonts w:ascii="Times New Roman" w:hAnsi="Times New Roman" w:cs="Times New Roman"/>
-              </w:rPr>
-            </w:pPr>
-          </w:p>
-        </w:tc>
-        <w:tc>
-          <w:tcPr>
-            <w:tcW w:w="1866" w:type="dxa"/>
-          </w:tcPr>
-          <w:p>
-            <w:pPr>
-              <w:jc w:val="both"/>
-              <w:rPr>
-                <w:rFonts w:ascii="Times New Roman" w:hAnsi="Times New Roman" w:cs="Times New Roman"/>
-              </w:rPr>
-            </w:pPr>
-          </w:p>
-        </w:tc>
-      </w:tr>
-    </w:tbl>
     <w:p>
       <w:pPr>
         <w:pStyle w:val="ac"/>
@@ -2115,25 +1587,65 @@
           <w:lang w:val="en-US"/>
         </w:rPr>
       </w:pPr>
-    </w:p>
-    <w:p>
-      <w:pPr>
-        <w:pStyle w:val="ac"/>
-        <w:spacing w:line="360" w:lineRule="auto"/>
+      <w:r>
         <w:rPr>
           <w:rFonts w:ascii="Times New Roman" w:hAnsi="Times New Roman"/>
           <w:b/>
           <w:bCs/>
+          <w:noProof/>
           <w:sz w:val="32"/>
           <w:szCs w:val="32"/>
           <w:lang w:val="en-US"/>
-        </w:rPr>
-      </w:pPr>
+          <w14:ligatures w14:val="standardContextual"/>
+        </w:rPr>
+        <w:drawing>
+          <wp:inline distT="0" distB="0" distL="0" distR="0" wp14:anchorId="4918E612" wp14:editId="5487010B">
+            <wp:extent cx="6116320" cy="1344295"/>
+            <wp:effectExtent l="0" t="0" r="5080" b="1905"/>
+            <wp:docPr id="1131738514" name="Рисунок 1"/>
+            <wp:cNvGraphicFramePr>
+              <a:graphicFrameLocks xmlns:a="http://schemas.openxmlformats.org/drawingml/2006/main" noChangeAspect="1"/>
+            </wp:cNvGraphicFramePr>
+            <a:graphic xmlns:a="http://schemas.openxmlformats.org/drawingml/2006/main">
+              <a:graphicData uri="http://schemas.openxmlformats.org/drawingml/2006/picture">
+                <pic:pic xmlns:pic="http://schemas.openxmlformats.org/drawingml/2006/picture">
+                  <pic:nvPicPr>
+                    <pic:cNvPr id="1131738514" name="Рисунок 1131738514"/>
+                    <pic:cNvPicPr/>
+                  </pic:nvPicPr>
+                  <pic:blipFill>
+                    <a:blip r:embed="rId18">
+                      <a:extLst>
+                        <a:ext uri="{28A0092B-C50C-407E-A947-70E740481C1C}">
+                          <a14:useLocalDpi xmlns:a14="http://schemas.microsoft.com/office/drawing/2010/main" val="0"/>
+                        </a:ext>
+                      </a:extLst>
+                    </a:blip>
+                    <a:stretch>
+                      <a:fillRect/>
+                    </a:stretch>
+                  </pic:blipFill>
+                  <pic:spPr>
+                    <a:xfrm>
+                      <a:off x="0" y="0"/>
+                      <a:ext cx="6116320" cy="1344295"/>
+                    </a:xfrm>
+                    <a:prstGeom prst="rect">
+                      <a:avLst/>
+                    </a:prstGeom>
+                  </pic:spPr>
+                </pic:pic>
+              </a:graphicData>
+            </a:graphic>
+          </wp:inline>
+        </w:drawing>
+      </w:r>
     </w:p>
     <w:p>
       <w:pPr>
         <w:pStyle w:val="ac"/>
         <w:spacing w:line="360" w:lineRule="auto"/>
+        <w:ind w:left="0"/>
         <w:rPr>
           <w:rFonts w:ascii="Times New Roman" w:hAnsi="Times New Roman"/>
           <w:b/>
@@ -2169,7 +1681,6 @@
           <w:sz w:val="32"/>
           <w:szCs w:val="32"/>
         </w:rPr>
-        <w:lastRenderedPageBreak/>
         <w:t>Анализ результатов</w:t>
       </w:r>
     </w:p>
@@ -2208,6 +1719,7 @@
           <w:sz w:val="28"/>
           <w:szCs w:val="28"/>
         </w:rPr>
+        <w:lastRenderedPageBreak/>
         <w:t>Файл 1 (</w:t>
       </w:r>
       <w:r>
@@ -2753,169 +2265,168 @@
           <w:sz w:val="28"/>
           <w:szCs w:val="28"/>
         </w:rPr>
+        <w:t xml:space="preserve">Для </w:t>
+      </w:r>
+      <w:r>
+        <w:rPr>
+          <w:rFonts w:ascii="Times New Roman" w:hAnsi="Times New Roman"/>
+          <w:sz w:val="28"/>
+          <w:szCs w:val="28"/>
+          <w:lang w:val="en-US"/>
+        </w:rPr>
+        <w:t>file</w:t>
+      </w:r>
+      <w:r>
+        <w:rPr>
+          <w:rFonts w:ascii="Times New Roman" w:hAnsi="Times New Roman"/>
+          <w:sz w:val="28"/>
+          <w:szCs w:val="28"/>
+        </w:rPr>
+        <w:t>3.</w:t>
+      </w:r>
+      <w:r>
+        <w:rPr>
+          <w:rFonts w:ascii="Times New Roman" w:hAnsi="Times New Roman"/>
+          <w:sz w:val="28"/>
+          <w:szCs w:val="28"/>
+          <w:lang w:val="en-US"/>
+        </w:rPr>
+        <w:t>txt</w:t>
+      </w:r>
+      <w:r>
+        <w:rPr>
+          <w:rFonts w:ascii="Times New Roman" w:hAnsi="Times New Roman"/>
+          <w:sz w:val="28"/>
+          <w:szCs w:val="28"/>
+        </w:rPr>
+        <w:t xml:space="preserve">: оценки заметно различаются: </w:t>
+      </w:r>
+      <w:r>
+        <w:rPr>
+          <w:rFonts w:ascii="Times New Roman" w:hAnsi="Times New Roman"/>
+          <w:sz w:val="28"/>
+          <w:szCs w:val="28"/>
+          <w:lang w:val="en-US"/>
+        </w:rPr>
+        <w:t>H</w:t>
+      </w:r>
+      <w:r>
+        <w:rPr>
+          <w:rFonts w:ascii="Times New Roman" w:hAnsi="Times New Roman"/>
+          <w:sz w:val="28"/>
+          <w:szCs w:val="28"/>
+          <w:vertAlign w:val="subscript"/>
+        </w:rPr>
+        <w:t xml:space="preserve">1 </w:t>
+      </w:r>
+      <w:r>
+        <w:rPr>
+          <w:rFonts w:ascii="Times New Roman" w:hAnsi="Times New Roman"/>
+          <w:sz w:val="28"/>
+          <w:szCs w:val="28"/>
+        </w:rPr>
+        <w:t>=</w:t>
+      </w:r>
+      <w:r>
+        <w:rPr>
+          <w:rFonts w:ascii="Times New Roman" w:hAnsi="Times New Roman"/>
+          <w:sz w:val="28"/>
+          <w:szCs w:val="28"/>
+        </w:rPr>
+        <w:t xml:space="preserve"> </w:t>
+      </w:r>
+      <w:r>
+        <w:rPr>
+          <w:rFonts w:ascii="Times New Roman" w:hAnsi="Times New Roman"/>
+          <w:sz w:val="28"/>
+          <w:szCs w:val="28"/>
+        </w:rPr>
+        <w:t xml:space="preserve">4,4915 бита, </w:t>
+      </w:r>
+      <w:r>
+        <w:rPr>
+          <w:rFonts w:ascii="Times New Roman" w:hAnsi="Times New Roman"/>
+          <w:sz w:val="28"/>
+          <w:szCs w:val="28"/>
+          <w:lang w:val="en-US"/>
+        </w:rPr>
+        <w:t>H</w:t>
+      </w:r>
+      <w:r>
+        <w:rPr>
+          <w:rFonts w:ascii="Times New Roman" w:hAnsi="Times New Roman"/>
+          <w:sz w:val="28"/>
+          <w:szCs w:val="28"/>
+          <w:vertAlign w:val="subscript"/>
+        </w:rPr>
+        <w:t>2</w:t>
+      </w:r>
+      <w:r>
+        <w:rPr>
+          <w:rFonts w:ascii="Times New Roman" w:hAnsi="Times New Roman"/>
+          <w:sz w:val="28"/>
+          <w:szCs w:val="28"/>
+        </w:rPr>
+        <w:t xml:space="preserve"> = 4</w:t>
+      </w:r>
+      <w:r>
+        <w:rPr>
+          <w:rFonts w:ascii="Times New Roman" w:hAnsi="Times New Roman"/>
+          <w:sz w:val="28"/>
+          <w:szCs w:val="28"/>
+        </w:rPr>
+        <w:t xml:space="preserve">,0064 бита, </w:t>
+      </w:r>
+      <w:r>
+        <w:rPr>
+          <w:rFonts w:ascii="Times New Roman" w:hAnsi="Times New Roman"/>
+          <w:sz w:val="28"/>
+          <w:szCs w:val="28"/>
+          <w:lang w:val="en-US"/>
+        </w:rPr>
+        <w:t>H</w:t>
+      </w:r>
+      <w:r>
+        <w:rPr>
+          <w:rFonts w:ascii="Times New Roman" w:hAnsi="Times New Roman"/>
+          <w:sz w:val="28"/>
+          <w:szCs w:val="28"/>
+          <w:vertAlign w:val="subscript"/>
+        </w:rPr>
+        <w:t>3</w:t>
+      </w:r>
+      <w:r>
+        <w:rPr>
+          <w:rFonts w:ascii="Times New Roman" w:hAnsi="Times New Roman"/>
+          <w:sz w:val="28"/>
+          <w:szCs w:val="28"/>
+        </w:rPr>
+        <w:t xml:space="preserve"> =</w:t>
+      </w:r>
+      <w:r>
+        <w:rPr>
+          <w:rFonts w:ascii="Times New Roman" w:hAnsi="Times New Roman"/>
+          <w:sz w:val="28"/>
+          <w:szCs w:val="28"/>
+        </w:rPr>
+        <w:t xml:space="preserve"> </w:t>
+      </w:r>
+      <w:r>
+        <w:rPr>
+          <w:rFonts w:ascii="Times New Roman" w:hAnsi="Times New Roman"/>
+          <w:sz w:val="28"/>
+          <w:szCs w:val="28"/>
+        </w:rPr>
+        <w:t xml:space="preserve">3,4448 бита. Убывание значений при переходе к блокам большей длины </w:t>
+      </w:r>
+      <w:r>
+        <w:rPr>
+          <w:rFonts w:ascii="Times New Roman" w:hAnsi="Times New Roman"/>
+          <w:sz w:val="28"/>
+          <w:szCs w:val="28"/>
+        </w:rPr>
         <w:lastRenderedPageBreak/>
-        <w:t xml:space="preserve">Для </w:t>
-      </w:r>
-      <w:r>
-        <w:rPr>
-          <w:rFonts w:ascii="Times New Roman" w:hAnsi="Times New Roman"/>
-          <w:sz w:val="28"/>
-          <w:szCs w:val="28"/>
-          <w:lang w:val="en-US"/>
-        </w:rPr>
-        <w:t>file</w:t>
-      </w:r>
-      <w:r>
-        <w:rPr>
-          <w:rFonts w:ascii="Times New Roman" w:hAnsi="Times New Roman"/>
-          <w:sz w:val="28"/>
-          <w:szCs w:val="28"/>
-        </w:rPr>
-        <w:t>3.</w:t>
-      </w:r>
-      <w:r>
-        <w:rPr>
-          <w:rFonts w:ascii="Times New Roman" w:hAnsi="Times New Roman"/>
-          <w:sz w:val="28"/>
-          <w:szCs w:val="28"/>
-          <w:lang w:val="en-US"/>
-        </w:rPr>
-        <w:t>txt</w:t>
-      </w:r>
-      <w:r>
-        <w:rPr>
-          <w:rFonts w:ascii="Times New Roman" w:hAnsi="Times New Roman"/>
-          <w:sz w:val="28"/>
-          <w:szCs w:val="28"/>
-        </w:rPr>
-        <w:t xml:space="preserve">: оценки заметно различаются: </w:t>
-      </w:r>
-      <w:r>
-        <w:rPr>
-          <w:rFonts w:ascii="Times New Roman" w:hAnsi="Times New Roman"/>
-          <w:sz w:val="28"/>
-          <w:szCs w:val="28"/>
-          <w:lang w:val="en-US"/>
-        </w:rPr>
-        <w:t>H</w:t>
-      </w:r>
-      <w:r>
-        <w:rPr>
-          <w:rFonts w:ascii="Times New Roman" w:hAnsi="Times New Roman"/>
-          <w:sz w:val="28"/>
-          <w:szCs w:val="28"/>
-          <w:vertAlign w:val="subscript"/>
-        </w:rPr>
-        <w:t>1</w:t>
-      </w:r>
-      <w:r>
-        <w:rPr>
-          <w:rFonts w:ascii="Times New Roman" w:hAnsi="Times New Roman"/>
-          <w:sz w:val="28"/>
-          <w:szCs w:val="28"/>
-          <w:vertAlign w:val="subscript"/>
-        </w:rPr>
-        <w:t xml:space="preserve"> </w:t>
-      </w:r>
-      <w:r>
-        <w:rPr>
-          <w:rFonts w:ascii="Times New Roman" w:hAnsi="Times New Roman"/>
-          <w:sz w:val="28"/>
-          <w:szCs w:val="28"/>
-        </w:rPr>
-        <w:t>=</w:t>
-      </w:r>
-      <w:r>
-        <w:rPr>
-          <w:rFonts w:ascii="Times New Roman" w:hAnsi="Times New Roman"/>
-          <w:sz w:val="28"/>
-          <w:szCs w:val="28"/>
-        </w:rPr>
-        <w:t xml:space="preserve"> </w:t>
-      </w:r>
-      <w:r>
-        <w:rPr>
-          <w:rFonts w:ascii="Times New Roman" w:hAnsi="Times New Roman"/>
-          <w:sz w:val="28"/>
-          <w:szCs w:val="28"/>
-        </w:rPr>
-        <w:t xml:space="preserve">4,4915 бита, </w:t>
-      </w:r>
-      <w:r>
-        <w:rPr>
-          <w:rFonts w:ascii="Times New Roman" w:hAnsi="Times New Roman"/>
-          <w:sz w:val="28"/>
-          <w:szCs w:val="28"/>
-          <w:lang w:val="en-US"/>
-        </w:rPr>
-        <w:t>H</w:t>
-      </w:r>
-      <w:r>
-        <w:rPr>
-          <w:rFonts w:ascii="Times New Roman" w:hAnsi="Times New Roman"/>
-          <w:sz w:val="28"/>
-          <w:szCs w:val="28"/>
-          <w:vertAlign w:val="subscript"/>
-        </w:rPr>
-        <w:t>2</w:t>
-      </w:r>
-      <w:r>
-        <w:rPr>
-          <w:rFonts w:ascii="Times New Roman" w:hAnsi="Times New Roman"/>
-          <w:sz w:val="28"/>
-          <w:szCs w:val="28"/>
-        </w:rPr>
-        <w:t xml:space="preserve"> = 4</w:t>
-      </w:r>
-      <w:r>
-        <w:rPr>
-          <w:rFonts w:ascii="Times New Roman" w:hAnsi="Times New Roman"/>
-          <w:sz w:val="28"/>
-          <w:szCs w:val="28"/>
-        </w:rPr>
-        <w:t xml:space="preserve">,0064 бита, </w:t>
-      </w:r>
-      <w:r>
-        <w:rPr>
-          <w:rFonts w:ascii="Times New Roman" w:hAnsi="Times New Roman"/>
-          <w:sz w:val="28"/>
-          <w:szCs w:val="28"/>
-          <w:lang w:val="en-US"/>
-        </w:rPr>
-        <w:t>H</w:t>
-      </w:r>
-      <w:r>
-        <w:rPr>
-          <w:rFonts w:ascii="Times New Roman" w:hAnsi="Times New Roman"/>
-          <w:sz w:val="28"/>
-          <w:szCs w:val="28"/>
-          <w:vertAlign w:val="subscript"/>
-        </w:rPr>
-        <w:t>3</w:t>
-      </w:r>
-      <w:r>
-        <w:rPr>
-          <w:rFonts w:ascii="Times New Roman" w:hAnsi="Times New Roman"/>
-          <w:sz w:val="28"/>
-          <w:szCs w:val="28"/>
-        </w:rPr>
-        <w:t xml:space="preserve"> =</w:t>
-      </w:r>
-      <w:r>
-        <w:rPr>
-          <w:rFonts w:ascii="Times New Roman" w:hAnsi="Times New Roman"/>
-          <w:sz w:val="28"/>
-          <w:szCs w:val="28"/>
-        </w:rPr>
-        <w:t xml:space="preserve"> </w:t>
-      </w:r>
-      <w:r>
-        <w:rPr>
-          <w:rFonts w:ascii="Times New Roman" w:hAnsi="Times New Roman"/>
-          <w:sz w:val="28"/>
-          <w:szCs w:val="28"/>
-        </w:rPr>
-        <w:t>3,4448 бита. Убывание значений при переходе к блокам большей длины отражает наличие статистических связей между соседними символами в естественном языке (корреляции букв и типичные сочетания).</w:t>
+        <w:t>отражает наличие статистических связей между соседними символами в естественном языке (корреляции букв и типичные сочетания).</w:t>
       </w:r>
     </w:p>
     <w:p>
@@ -2956,7 +2467,6 @@
           <w:rFonts w:ascii="Times New Roman" w:hAnsi="Times New Roman"/>
           <w:sz w:val="28"/>
           <w:szCs w:val="28"/>
-          <w:lang w:val="en-US"/>
         </w:rPr>
       </w:pPr>
       <w:r>
